--- a/tillsyn/A 59598-2025 tillsynsbegäran.docx
+++ b/tillsyn/A 59598-2025 tillsynsbegäran.docx
@@ -788,7 +788,7 @@
     <w:r>
       <w:tab/>
       <w:tab/>
-      <w:t>2026-10-19</w:t>
+      <w:t>2026-10-20</w:t>
       <w:br/>
       <w:br/>
     </w:r>

--- a/tillsyn/A 59598-2025 tillsynsbegäran.docx
+++ b/tillsyn/A 59598-2025 tillsynsbegäran.docx
@@ -788,7 +788,7 @@
     <w:r>
       <w:tab/>
       <w:tab/>
-      <w:t>2026-10-20</w:t>
+      <w:t>2026-10-21</w:t>
       <w:br/>
       <w:br/>
     </w:r>

--- a/tillsyn/A 59598-2025 tillsynsbegäran.docx
+++ b/tillsyn/A 59598-2025 tillsynsbegäran.docx
@@ -788,7 +788,7 @@
     <w:r>
       <w:tab/>
       <w:tab/>
-      <w:t>2026-10-21</w:t>
+      <w:t>2026-10-22</w:t>
       <w:br/>
       <w:br/>
     </w:r>

--- a/tillsyn/A 59598-2025 tillsynsbegäran.docx
+++ b/tillsyn/A 59598-2025 tillsynsbegäran.docx
@@ -788,7 +788,7 @@
     <w:r>
       <w:tab/>
       <w:tab/>
-      <w:t>2026-10-22</w:t>
+      <w:t>2026-10-23</w:t>
       <w:br/>
       <w:br/>
     </w:r>

--- a/tillsyn/A 59598-2025 tillsynsbegäran.docx
+++ b/tillsyn/A 59598-2025 tillsynsbegäran.docx
@@ -788,7 +788,7 @@
     <w:r>
       <w:tab/>
       <w:tab/>
-      <w:t>2026-10-23</w:t>
+      <w:t>2026-10-24</w:t>
       <w:br/>
       <w:br/>
     </w:r>

--- a/tillsyn/A 59598-2025 tillsynsbegäran.docx
+++ b/tillsyn/A 59598-2025 tillsynsbegäran.docx
@@ -788,7 +788,7 @@
     <w:r>
       <w:tab/>
       <w:tab/>
-      <w:t>2026-10-24</w:t>
+      <w:t>2026-10-25</w:t>
       <w:br/>
       <w:br/>
     </w:r>

--- a/tillsyn/A 59598-2025 tillsynsbegäran.docx
+++ b/tillsyn/A 59598-2025 tillsynsbegäran.docx
@@ -788,7 +788,7 @@
     <w:r>
       <w:tab/>
       <w:tab/>
-      <w:t>2026-10-25</w:t>
+      <w:t>2026-10-26</w:t>
       <w:br/>
       <w:br/>
     </w:r>

--- a/tillsyn/A 59598-2025 tillsynsbegäran.docx
+++ b/tillsyn/A 59598-2025 tillsynsbegäran.docx
@@ -788,7 +788,7 @@
     <w:r>
       <w:tab/>
       <w:tab/>
-      <w:t>2026-10-26</w:t>
+      <w:t>2026-10-27</w:t>
       <w:br/>
       <w:br/>
     </w:r>

--- a/tillsyn/A 59598-2025 tillsynsbegäran.docx
+++ b/tillsyn/A 59598-2025 tillsynsbegäran.docx
@@ -12,7 +12,7 @@
     </w:p>
     <w:p>
       <w:r>
-        <w:t>Denna tillsynsbegäran behandlar höga naturvärden i avverkningsanmälan A 59598-2025 i Storumans kommun som inkom 2025-12-01 och omfattar 16,8 ha.</w:t>
+        <w:t>Denna tillsynsbegäran behandlar höga naturvärden i avverkningsanmälan A 59598-2025 i Storumans kommun som inkom 2025-12-01 och omfattar 16,7 ha.</w:t>
       </w:r>
     </w:p>
     <w:p>
@@ -22,7 +22,7 @@
       <w:r>
         <w:drawing>
           <wp:inline xmlns:a="http://schemas.openxmlformats.org/drawingml/2006/main" xmlns:pic="http://schemas.openxmlformats.org/drawingml/2006/picture">
-            <wp:extent cx="5486400" cy="5241303"/>
+            <wp:extent cx="5486400" cy="5237532"/>
             <wp:docPr id="1" name="Picture 1"/>
             <wp:cNvGraphicFramePr>
               <a:graphicFrameLocks noChangeAspect="1"/>
@@ -43,7 +43,7 @@
                   <pic:spPr>
                     <a:xfrm>
                       <a:off x="0" y="0"/>
-                      <a:ext cx="5486400" cy="5241303"/>
+                      <a:ext cx="5486400" cy="5237532"/>
                     </a:xfrm>
                     <a:prstGeom prst="rect"/>
                   </pic:spPr>
@@ -60,7 +60,7 @@
         <w:spacing w:after="240"/>
       </w:pPr>
       <w:r>
-        <w:t>Figur 1. Fyndplatser för naturvårdsarter i och inom 2 meter från avverkningsanmälan. Markörer utan svart kant är placerade på fyndplatsen. Markörer med svart kant är placerade vid sidan av fyndplatsen och har ett svart streck som visar fyndplatsens exakta position. Kartans mittpunktskoordinat är N 7260336, E 576968 i SWEREF 99 TM.</w:t>
+        <w:t>Figur 1. Fyndplatser för naturvårdsarter i och inom 2 meter från avverkningsanmälan. Markörer utan svart kant är placerade på fyndplatsen. Markörer med svart kant är placerade vid sidan av fyndplatsen och har ett svart streck som visar fyndplatsens exakta position. Kartans mittpunktskoordinat är N 7260336, E 576969 i SWEREF 99 TM.</w:t>
       </w:r>
     </w:p>
     <w:p>
@@ -788,7 +788,7 @@
     <w:r>
       <w:tab/>
       <w:tab/>
-      <w:t>2026-10-27</w:t>
+      <w:t>2026-10-28</w:t>
       <w:br/>
       <w:br/>
     </w:r>

--- a/tillsyn/A 59598-2025 tillsynsbegäran.docx
+++ b/tillsyn/A 59598-2025 tillsynsbegäran.docx
@@ -788,7 +788,7 @@
     <w:r>
       <w:tab/>
       <w:tab/>
-      <w:t>2026-10-28</w:t>
+      <w:t>2026-10-29</w:t>
       <w:br/>
       <w:br/>
     </w:r>

--- a/tillsyn/A 59598-2025 tillsynsbegäran.docx
+++ b/tillsyn/A 59598-2025 tillsynsbegäran.docx
@@ -788,7 +788,7 @@
     <w:r>
       <w:tab/>
       <w:tab/>
-      <w:t>2026-10-29</w:t>
+      <w:t>2026-10-31</w:t>
       <w:br/>
       <w:br/>
     </w:r>
